--- a/PYTHON/shekhar_Resume.docx
+++ b/PYTHON/shekhar_Resume.docx
@@ -46,7 +46,13 @@
     </w:p>
     <w:p>
       <w:r>
-        <w:t>Data Engineer</w:t>
+        <w:t>Detail-oriented Data Engineer with 2</w:t>
+      </w:r>
+      <w:r>
+        <w:t>+</w:t>
+      </w:r>
+      <w:r>
+        <w:t xml:space="preserve"> years of experience</w:t>
       </w:r>
       <w:r>
         <w:t xml:space="preserve"> with expertise in Oracle SQL, PL/SQL, and Python automation. Proven experience in data archiving and migration projects, with a strong focus on query optimization and Oracle Cloud migration using ODI. Demonstrated career progression from Software Engineer to Senior Software Engineer at Capgemini.</w:t>
